--- a/exports/docx/sections/Chapter-01/section-02.ar.docx
+++ b/exports/docx/sections/Chapter-01/section-02.ar.docx
@@ -17,7 +17,7 @@
           <w:noProof/>
         </w:rPr>
         <w:drawing>
-          <wp:inline distT="0" distB="0" distL="0" distR="0" wp14:anchorId="03BFB580" wp14:editId="6CA2A047">
+          <wp:inline distT="0" distB="0" distL="0" distR="0" wp14:anchorId="65A4E9FE" wp14:editId="02B198C8">
             <wp:extent cx="7560000" cy="10692000"/>
             <wp:effectExtent l="0" t="0" r="0" b="0"/>
             <wp:docPr id="32" name="Picture 32"/>
@@ -188,7 +188,7 @@
           <w:noProof/>
         </w:rPr>
         <w:drawing>
-          <wp:inline distT="0" distB="0" distL="0" distR="0" wp14:anchorId="35EBA726" wp14:editId="2C783140">
+          <wp:inline distT="0" distB="0" distL="0" distR="0" wp14:anchorId="723EEC85" wp14:editId="7304AF8A">
             <wp:extent cx="5892800" cy="5261428"/>
             <wp:effectExtent l="0" t="0" r="0" b="0"/>
             <wp:docPr id="23" name="Picture" descr="Diagram: dg-79c48e7f7c98"/>
@@ -261,14 +261,36 @@
         <w:rPr>
           <w:rtl/>
         </w:rPr>
-        <w:t xml:space="preserve">هذه الفجوة لا تضيق مع اكتساب الفِرق خبرةً أكثر بمرور الوقت. إنها تتسع مع ازدياد تعقيد النظام بشكل مطّرد، لأن كل خدمة جديدة وكل تكامل جديد وكل مخزن بيانات مُعاد تسويته يُضيف عقدة جديدة إلى </w:t>
+        <w:t xml:space="preserve">التفاوت في المخطط هو الآلية التي يفشل بها التقدير، ويستحق أن نُقربه من الملموس. في الجانب الأيسر، مخطط الانتشار بأكمله مرئي في قاعدة كود واحدة؛ مطوّر كبير يستطيع تعداد المكونات المتأثرة من </w:t>
       </w:r>
       <w:r>
         <w:rPr>
           <w:rtl/>
         </w:rPr>
         <w:lastRenderedPageBreak/>
-        <w:t>مخطط الانتشار الذي يجب فهمه للتقدير الدقيق والآمن. الفِرق تتعامل مع هذا الواقع عادةً بتقليص الطموح — تقسيم القصص إلى أجزاء أصغر، وقبول أن تكاملات معينة ستُكتشف خلال التنفيذ لا خلال التخطيط، وبناء “وقت احتياطي للتكامل” صريح في الخطة. هذه تكيّفات عملية لقيد حقيقي، لكنها تمثّل تدهوراً في قدرة عملية التخطيط على تقديم توقعات دقيقة يمكن الاعتماد عليها.</w:t>
+        <w:t>الذاكرة، والتقدير يعكس فهماً حقيقياً للعمل. في الجانب الأيمن، لا يرى أي فرد المخطط كاملاً. خدمة المصادقة مملوكة لفريق مختلف، وعقد ناقل الأحداث يحافظ عليه فريق المنصة، وخط التحليلات نشر منفصل تخضع تغييرات مخططه لدورة إصدار مختلفة. المُقدِّر لا يتجاهل هذه العقد عن وعي — إنها ببساطة خارج مجموعة الحقائق المتاحة وقت التخطيط. التقدير إذاً ليس تقديراً للعمل إطلاقاً؛ إنه تقدير للمجموعة الجزئية من العمل المرئية محلياً، مضافاً إليها مُضاعِف ضمني غير معلن لباقي العمل.</w:t>
+      </w:r>
+    </w:p>
+    <w:p>
+      <w:pPr>
+        <w:bidi/>
+      </w:pPr>
+      <w:r>
+        <w:rPr>
+          <w:rtl/>
+        </w:rPr>
+        <w:t>لهذا لا يحل النصح الشائع بـ«إشراك مهندسين كبار في التقدير» المشكلة. الأقدمية تتنبأ بالمعرفة المحلية: كيف تُهيكل خدمات الفريق نفسه، وما الاتفاقيات المتبعة، وأين توجد الفخاخ التاريخية. وهي لا تتنبأ بالمعرفة بمخطط انتشار يمتد عبر حدود ملكية مختلفة ويتغير باستمرار بينما تنشر الفرق الأخرى بشكل مستقل. حفلة التخطيط تعوّض ببناء وقت احتياطي، لكن الوقت الاحتياطي أداة غير حادة — فهو لا يميز بين تغيير تكلفة انتشاره منخفضة فعلاً وتغيير تكلفة انتشاره مجهولة. في الممارسة، تكتشف الفرق الفارق بعد فوات الأوان — في حادثة النشر أو في الالتزام الضائع.</w:t>
+      </w:r>
+    </w:p>
+    <w:p>
+      <w:pPr>
+        <w:bidi/>
+      </w:pPr>
+      <w:r>
+        <w:rPr>
+          <w:rtl/>
+        </w:rPr>
+        <w:t>هذه الفجوة لا تضيق مع اكتساب الفِرق خبرةً أكثر بمرور الوقت. إنها تتسع مع ازدياد تعقيد النظام بشكل مطّرد، لأن كل خدمة جديدة وكل تكامل جديد وكل مخزن بيانات مُعاد تسويته يُضيف عقدة جديدة إلى مخطط الانتشار الذي يجب فهمه للتقدير الدقيق والآمن. الفِرق تتعامل مع هذا الواقع عادةً بتقليص الطموح — تقسيم القصص إلى أجزاء أصغر، وقبول أن تكاملات معينة ستُكتشف خلال التنفيذ لا خلال التخطيط، وبناء “وقت احتياطي للتكامل” صريح في الخطة. هذه تكيّفات عملية لقيد حقيقي، لكنها تمثّل تدهوراً في قدرة عملية التخطيط على تقديم توقعات دقيقة يمكن الاعتماد عليها.</w:t>
       </w:r>
     </w:p>
     <w:p>
@@ -383,6 +405,7 @@
         <w:rPr>
           <w:rStyle w:val="OperatorTok"/>
         </w:rPr>
+        <w:lastRenderedPageBreak/>
         <w:t>[</w:t>
       </w:r>
       <w:r>
@@ -1181,7 +1204,6 @@
         <w:rPr>
           <w:rStyle w:val="NormalTok"/>
         </w:rPr>
-        <w:lastRenderedPageBreak/>
         <w:t xml:space="preserve">        _eventBus</w:t>
       </w:r>
       <w:r>
@@ -2155,6 +2177,7 @@
         <w:rPr>
           <w:rtl/>
         </w:rPr>
+        <w:lastRenderedPageBreak/>
         <w:t>كيف تنهار مراجعة الكود تحت التعقيد المتراكم</w:t>
       </w:r>
     </w:p>
@@ -2188,14 +2211,29 @@
         <w:rPr>
           <w:rtl/>
         </w:rPr>
-        <w:t xml:space="preserve">في الممارسة الفعلية، يُجاب على هذين السؤالين الحرجين بالتقريب والاستدلال: المُراجِع يتحقق مما إذا كان التغيير يتبع الاتفاقيات المُعتمدة في قاعدة الكود، وما إذا كانت الاختبارات المرافقة معقولة وكافية من الظاهر، وما إذا كان التنفيذ يشبه تغييرات مماثلة نجحت في الماضي في سياقات مشابهة، وما إذا كان مؤلف التغيير قد أخذ صراحةً بعين الاعتبار الحالات الحدّية التي يمكن للمُراجِع تحديدها من ذاكرته الشخصية. </w:t>
-      </w:r>
+        <w:t>في الممارسة الفعلية، يُجاب على هذين السؤالين الحرجين بالتقريب والاستدلال: المُراجِع يتحقق مما إذا كان التغيير يتبع الاتفاقيات المُعتمدة في قاعدة الكود، وما إذا كانت الاختبارات المرافقة معقولة وكافية من الظاهر، وما إذا كان التنفيذ يشبه تغييرات مماثلة نجحت في الماضي في سياقات مشابهة، وما إذا كان مؤلف التغيير قد أخذ صراحةً بعين الاعتبار الحالات الحدّية التي يمكن للمُراجِع تحديدها من ذاكرته الشخصية. هذه عملية معقولة ومفيدة، وتكشف نطاقاً واسعاً من المشكلات القابلة للكشف. لكن فاعليتها الحقيقية تتناسب طردياً مع عمق معرفة المُراجِع بالمكونات المحددة المعنية — معرفة تتدهور حتماً بمرور الوقت مع تطور الأنظمة، ولا يمكن الحفاظ عليها بشكل متساوٍ عبر جميع مجالات نظام موزع كبير يضم عشرات الخدمات المستقلة.</w:t>
+      </w:r>
+    </w:p>
+    <w:p>
+      <w:pPr>
+        <w:bidi/>
+      </w:pPr>
       <w:r>
         <w:rPr>
           <w:rtl/>
         </w:rPr>
-        <w:lastRenderedPageBreak/>
-        <w:t>هذه عملية معقولة ومفيدة، وتكشف نطاقاً واسعاً من المشكلات القابلة للكشف. لكن فاعليتها الحقيقية تتناسب طردياً مع عمق معرفة المُراجِع بالمكونات المحددة المعنية — معرفة تتدهور حتماً بمرور الوقت مع تطور الأنظمة، ولا يمكن الحفاظ عليها بشكل متساوٍ عبر جميع مجالات نظام موزع كبير يضم عشرات الخدمات المستقلة.</w:t>
+        <w:t>الطبيعة الوكيلة للمراجعة تفسّر ظاهرة دقيقة ومهمة: مراجعات التغييرات في المجالات المطروقة جيداً صارمة بطريقة لا تكون عليها مراجعات المجالات غير المألوفة، ومع ذلك تبدو المراجعتان متطابقتين على السطح. كلتاهما تحتويان تعليقات جوهرية، وكلتاهما مرتبطتان باختبارات، وكلتاهما تجتازان. الفارق غير مرئي في أثر المراجعة ويعيش بالكامل في ذهن المُراجِع — في ما إذا كانت التعليقات تعكس فهماً حقيقياً للتداعيات النظامية للتغيير أم قراءة معقولة لبنية سطحية. المُراجِع الذي لم يلمس نظام المدفوعات منذ ثمانية عشر شهراً يستطيع مع ذلك تحديد انتهاك لاتفاقية تسمية، وملاحظة فحص فارغ مفقود، والموافقة على تغيير تفاعله مع سير عمل تسوية المدفوعات خطأ عميق. لا شيء في العملية يميز هذه الحالات حتى يصل التغيير إلى الإنتاج.</w:t>
+      </w:r>
+    </w:p>
+    <w:p>
+      <w:pPr>
+        <w:bidi/>
+      </w:pPr>
+      <w:r>
+        <w:rPr>
+          <w:rtl/>
+        </w:rPr>
+        <w:t>هذا هو المعنى المحدد الذي «تنهار» فيه مراجعة الكود تحت التعقيد: لا تتوقف عن العمل، ولا تُنتج مخرجات أسوأ بشكل مرئي. تُنتج مخرجات صارت جودتها دالةً لمتغير غير مرئي — إلمام المُراجِع بالمجال المتأثر — لا تقيسه العملية ولا تتحكم فيه. الفشل هادئ لأن كل مراجعة فردية تبقى قابلة للدفاع عنها. الثمن يُدفع تراكمياً، حين ينحرف توزيع معرفة المُراجِعين عن توزيع مخاطر الإنتاج.</w:t>
       </w:r>
     </w:p>
     <w:p>
@@ -2231,7 +2269,14 @@
         <w:rPr>
           <w:rtl/>
         </w:rPr>
-        <w:t>الانهيارات الثلاثة في سير العمل — دقة التقدير، واكتمال المواصفة، وعمق المراجعة — لا تفشل بشكل مستقل ومنفصل عن بعضها. إنها تتضافر من خلال آلية يمكن وصفها بدقة وموضوعية: كل فشل يزيد من إنتروبيا - Entropy قاعدة الكود بطرق محددة تجعل الإخفاقات الأخرى أعمق وأشد في الدورات التالية من التطوير.</w:t>
+        <w:t xml:space="preserve">الانهيارات الثلاثة في سير العمل — دقة التقدير، واكتمال المواصفة، وعمق المراجعة — لا تفشل بشكل مستقل ومنفصل عن بعضها. إنها تتضافر من خلال آلية يمكن وصفها بدقة وموضوعية: كل فشل يزيد من </w:t>
+      </w:r>
+      <w:r>
+        <w:rPr>
+          <w:rtl/>
+        </w:rPr>
+        <w:lastRenderedPageBreak/>
+        <w:t>إنتروبيا - Entropy قاعدة الكود بطرق محددة تجعل الإخفاقات الأخرى أعمق وأشد في الدورات التالية من التطوير.</w:t>
       </w:r>
     </w:p>
     <w:p>
@@ -2244,8 +2289,8 @@
           <w:noProof/>
         </w:rPr>
         <w:drawing>
-          <wp:inline distT="0" distB="0" distL="0" distR="0" wp14:anchorId="1A0632ED" wp14:editId="632F9D60">
-            <wp:extent cx="3201016" cy="5362575"/>
+          <wp:inline distT="0" distB="0" distL="0" distR="0" wp14:anchorId="15CF3067" wp14:editId="4880AF37">
+            <wp:extent cx="3202529" cy="8568245"/>
             <wp:effectExtent l="0" t="0" r="0" b="0"/>
             <wp:docPr id="29" name="Picture" descr="Diagram: dg-cccb2d640dd4"/>
             <wp:cNvGraphicFramePr/>
@@ -2267,7 +2312,7 @@
                   <pic:spPr bwMode="auto">
                     <a:xfrm>
                       <a:off x="0" y="0"/>
-                      <a:ext cx="3239447" cy="5426958"/>
+                      <a:ext cx="3202529" cy="8568245"/>
                     </a:xfrm>
                     <a:prstGeom prst="rect">
                       <a:avLst/>
@@ -2323,6 +2368,28 @@
     </w:p>
     <w:p>
       <w:pPr>
+        <w:bidi/>
+      </w:pPr>
+      <w:r>
+        <w:rPr>
+          <w:rtl/>
+        </w:rPr>
+        <w:t>للدورة في المخطط خاصية تميزها عن حلقة التغذية الراجعة العادية: إنها غير متماثلة في الزمن. كل دورة كاملة تستغرق أطول من سابقتها، لأن كل دورة تترك وراءها سياقاً أثرياً أكثر — افتراضات ضمنية أكثر، وقيوداً غير موثقة أكثر، وقرارات نُسي منطقها. الإصلاح الموجَّه في أسفل الدورة يبدو وكأنه يغلق الحلقة بسرعة، لكنه لا يزيل فجوة المعرفة التي سببت الحادث؛ إنه يُرقّع عرض الحادث، وكما يظهر في المخطط، كثيراً ما يُدخل افتراضاً ضمنياً جديداً في هذه العملية. الدورة إذاً لا تعود إلى حالتها الابتدائية بعد كل ثورة. تعود إلى حالة إنتروبيا أعلى قليلاً، والدورة التالية تستغرق أطول قليلاً. هذه هي الآلية التي يتكرر بها الحادث ذاته، أو نسخة قريبة منه، في أنظمة تبدو محكمة الإدارة: العملية تمنع تكرار الحادث بعينه بينما تسمح لسببه البنيوي بالنمو.</w:t>
+      </w:r>
+    </w:p>
+    <w:p>
+      <w:pPr>
+        <w:bidi/>
+      </w:pPr>
+      <w:r>
+        <w:rPr>
+          <w:rtl/>
+        </w:rPr>
+        <w:t>للتضاعف نتيجة عملية تحدد أين ينبغي للفريق أن يتدخل. التدخل في أعلى الدورة — تحسين التقدير بتحسين إتاحة المعرفة — هو التدخل الوحيد الذي يكسر الحلقة، لأنه يعالج العجز الذي يغذي جميع المراحل اللاحقة. التدخل في المراحل الأدنى — تحسين المراجعة، وإضافة الاختبارات، وشدّ ضوابط النشر — يخفف الأعراض لكنه يترك فجوة المعرفة كما هي، فتستمر الدورة بحوادث مختلفة قليلاً. لهذا تشير تحسينات سير العمل الموصوفة في الأقسام التالية باستمرار في اتجاه واحد: ليس نحو مزيد من العملية، بل نحو بنية تحتية تجعل معرفة النظام متاحة في اللحظة التي يُتخذ فيها القرار.</w:t>
+      </w:r>
+    </w:p>
+    <w:p>
+      <w:pPr>
         <w:pStyle w:val="Heading2"/>
         <w:bidi/>
       </w:pPr>
@@ -2365,7 +2432,14 @@
         <w:rPr>
           <w:rtl/>
         </w:rPr>
-        <w:t>التحوّل المطلوب هو من سير عمل مصمّم حول المعرفة الفردية المركّزة في أذهان الأفراد إلى سير عمل مصمّم حول بنية تحتية للمعرفة الموزعة تعمل كدعم مؤسسي دائم. مواصفات هندسية تلتقط النية المعمارية العميقة، لا مجرد عقود الواجهات السطحية. مجموعات اختبار تتحقق من سلوك التكامل الفعلي مع الاعتماديات الحقيقية، لا فقط سلوك الوحدة المعزولة ضد Mockups. ممارسات مراجعة مُعزَّزة بأدوات تجعل السياق النظامي الكامل للتغيير مرئياً وقابلاً للتقييم بدلاً من الاعتماد على ذاكرة المُراجِع المحدودة والمتغيّرة. وبيئات تطوير قادرة على إتاحة المعرفة ذات الصلة — الأنماط والسوابق وأنماط الفشل والقرارات السابقة — في اللحظة الحاسمة التي يتخذ فيها المطوّر قراراً، بدلاً من مطالبته بأن يعرف مسبقاً وبدقة ما الذي يجب البحث عنه.</w:t>
+        <w:t xml:space="preserve">التحوّل المطلوب هو من سير عمل مصمّم حول المعرفة الفردية المركّزة في أذهان الأفراد إلى سير عمل مصمّم حول بنية تحتية للمعرفة الموزعة تعمل كدعم مؤسسي دائم. مواصفات هندسية تلتقط النية المعمارية العميقة، لا مجرد عقود الواجهات السطحية. مجموعات اختبار تتحقق من سلوك التكامل الفعلي </w:t>
+      </w:r>
+      <w:r>
+        <w:rPr>
+          <w:rtl/>
+        </w:rPr>
+        <w:lastRenderedPageBreak/>
+        <w:t>مع الاعتماديات الحقيقية، لا فقط سلوك الوحدة المعزولة ضد Mockups. ممارسات مراجعة مُعزَّزة بأدوات تجعل السياق النظامي الكامل للتغيير مرئياً وقابلاً للتقييم بدلاً من الاعتماد على ذاكرة المُراجِع المحدودة والمتغيّرة. وبيئات تطوير قادرة على إتاحة المعرفة ذات الصلة — الأنماط والسوابق وأنماط الفشل والقرارات السابقة — في اللحظة الحاسمة التي يتخذ فيها المطوّر قراراً، بدلاً من مطالبته بأن يعرف مسبقاً وبدقة ما الذي يجب البحث عنه.</w:t>
       </w:r>
     </w:p>
     <w:p>
@@ -2387,19 +2461,12 @@
         <w:rPr>
           <w:rtl/>
         </w:rPr>
-        <w:t xml:space="preserve">هذا هو السياق الهندسي الدقيق والمحدد الذي وصلت إليه أدوات التطوير بمساعدة الذكاء الاصطناعي. ليس بوصفها مُضاعِفات للإنتاجية في سير عمل يعمل بشكل جيد أصلاً، بل بوصفها حلاً محتملاً لعجز معرفي هيكلي بنيوي محدد لا تستطيع سير العمل التقليدية معالجته بأدواتها الحالية. ما إذا كانت تُوفر هذا الحل </w:t>
-      </w:r>
-      <w:r>
-        <w:rPr>
-          <w:rtl/>
-        </w:rPr>
-        <w:lastRenderedPageBreak/>
-        <w:t>بالفعل — وفي ظل أي ظروف تحديداً، وبأي قيود حقيقية لا ينبغي إغفالها — هو موضوع القسم التالي الذي سيبني على ما رسخناه هنا.</w:t>
+        <w:t>هذا هو السياق الهندسي الدقيق والمحدد الذي وصلت إليه أدوات التطوير بمساعدة الذكاء الاصطناعي. ليس بوصفها مُضاعِفات للإنتاجية في سير عمل يعمل بشكل جيد أصلاً، بل بوصفها حلاً محتملاً لعجز معرفي هيكلي بنيوي محدد لا تستطيع سير العمل التقليدية معالجته بأدواتها الحالية. ما إذا كانت تُوفر هذا الحل بالفعل — وفي ظل أي ظروف تحديداً، وبأي قيود حقيقية لا ينبغي إغفالها — هو موضوع القسم التالي الذي سيبني على ما رسخناه هنا.</w:t>
       </w:r>
     </w:p>
     <w:p>
       <w:r>
-        <w:pict w14:anchorId="77BFA638">
+        <w:pict w14:anchorId="0BCEBBFB">
           <v:rect id="_x0000_i1025" style="width:0;height:1.5pt" o:hralign="center" o:hrstd="t" o:hr="t"/>
         </w:pict>
       </w:r>
@@ -2441,7 +2508,7 @@
         </w:rPr>
         <w:lastRenderedPageBreak/>
         <w:drawing>
-          <wp:inline distT="0" distB="0" distL="0" distR="0" wp14:anchorId="0E58BBD7" wp14:editId="7D2AE691">
+          <wp:inline distT="0" distB="0" distL="0" distR="0" wp14:anchorId="150E4E59" wp14:editId="60E06EB8">
             <wp:extent cx="7560000" cy="10692000"/>
             <wp:effectExtent l="0" t="0" r="0" b="0"/>
             <wp:docPr id="31" name="Picture 31"/>
@@ -2820,7 +2887,7 @@
   <w:abstractNum w:abstractNumId="9" w15:restartNumberingAfterBreak="0">
     <w:nsid w:val="0000A990"/>
     <w:multiLevelType w:val="multilevel"/>
-    <w:tmpl w:val="49D87C28"/>
+    <w:tmpl w:val="ACCA340E"/>
     <w:lvl w:ilvl="0">
       <w:numFmt w:val="bullet"/>
       <w:lvlText w:val=" "/>
@@ -2894,34 +2961,34 @@
       </w:pPr>
     </w:lvl>
   </w:abstractNum>
-  <w:num w:numId="1" w16cid:durableId="831410226">
+  <w:num w:numId="1" w16cid:durableId="1342587603">
     <w:abstractNumId w:val="8"/>
   </w:num>
-  <w:num w:numId="2" w16cid:durableId="239993436">
+  <w:num w:numId="2" w16cid:durableId="1488089618">
     <w:abstractNumId w:val="6"/>
   </w:num>
-  <w:num w:numId="3" w16cid:durableId="421609614">
+  <w:num w:numId="3" w16cid:durableId="1598095661">
     <w:abstractNumId w:val="5"/>
   </w:num>
-  <w:num w:numId="4" w16cid:durableId="1941600571">
+  <w:num w:numId="4" w16cid:durableId="137381257">
     <w:abstractNumId w:val="4"/>
   </w:num>
-  <w:num w:numId="5" w16cid:durableId="224879132">
+  <w:num w:numId="5" w16cid:durableId="413480844">
     <w:abstractNumId w:val="7"/>
   </w:num>
-  <w:num w:numId="6" w16cid:durableId="1798143492">
+  <w:num w:numId="6" w16cid:durableId="883253938">
     <w:abstractNumId w:val="3"/>
   </w:num>
-  <w:num w:numId="7" w16cid:durableId="1189373765">
+  <w:num w:numId="7" w16cid:durableId="785543224">
     <w:abstractNumId w:val="2"/>
   </w:num>
-  <w:num w:numId="8" w16cid:durableId="980114504">
+  <w:num w:numId="8" w16cid:durableId="1286501301">
     <w:abstractNumId w:val="1"/>
   </w:num>
-  <w:num w:numId="9" w16cid:durableId="1638757630">
+  <w:num w:numId="9" w16cid:durableId="1963463546">
     <w:abstractNumId w:val="0"/>
   </w:num>
-  <w:num w:numId="10" w16cid:durableId="949554737">
+  <w:num w:numId="10" w16cid:durableId="2126921318">
     <w:abstractNumId w:val="9"/>
   </w:num>
 </w:numbering>

--- a/exports/docx/sections/Chapter-01/section-02.ar.docx
+++ b/exports/docx/sections/Chapter-01/section-02.ar.docx
@@ -15,7 +15,7 @@
         <w:drawing>
           <wp:inline>
             <wp:extent cx="7560000" cy="10692000"/>
-            <wp:docPr id="32" name="Picture 32"/>
+            <wp:docPr id="26" name="Picture 26"/>
             <wp:cNvGraphicFramePr>
               <a:graphicFrameLocks noChangeAspect="1"/>
             </wp:cNvGraphicFramePr>
@@ -57,7 +57,7 @@
         <w:t xml:space="preserve">AI-Assisted Professional Engineering with .NET</w:t>
       </w:r>
     </w:p>
-    <w:bookmarkStart w:id="33" w:name="Xf79eea2465a7efcd9e050c866f689828422f734"/>
+    <w:bookmarkStart w:id="30" w:name="Xf79eea2465a7efcd9e050c866f689828422f734"/>
     <w:p>
       <w:pPr>
         <w:pStyle w:val="Heading1"/>
@@ -113,7 +113,7 @@
         <w:rPr>
           <w:rtl/>
         </w:rPr>
-        <w:t xml:space="preserve">الأنظمة الموزعة الحديثة المبنية بـ .NET أفسدت كل واحد من هذه الافتراضات بشكل منهجي وقابل للتوثيق. ليس بجعلها خاطئة في جميع الحالات وتحت جميع الظروف، بل بخلق ظروف تحديدية تنهار فيها بطرق قابلة للتنبؤ، ويتضافر مع بعضها بحيث يُعزّز فشل كل منها فشل الأخرى في الدورات اللاحقة. فهم أين تنهار هذه الافتراضات ولماذا ليس تمريناً أكاديمياً مجرداً — إنه الشرط المسبق الضروري لفهم ما تستطيع أدوات التطوير بمساعدة الذكاء الاصطناعي تقديمه فعلاً للفريق الهندسي في مواجهة هذا النوع من التعقيد.</w:t>
+        <w:t xml:space="preserve">الأنظمة الموزعة الحديثة المبنية بـ .NET أبطلت كل واحد من هذه الافتراضات بشكل منهجي وقابل للتوثيق. ليس بجعلها خاطئة في جميع الحالات وتحت جميع الظروف، بل بخلق ظروف محددة تنهار فيها بطرق قابلة للتنبؤ، وتتضافر مع بعضها بحيث يُعزّز فشل كل منها فشل الأخرى في الدورات اللاحقة. فهم أين تنهار هذه الافتراضات ولماذا ليس تمريناً أكاديمياً مجرداً — إنه الشرط المسبق الضروري لفهم ما تستطيع أدوات التطوير بمساعدة الذكاء الاصطناعي تقديمه فعلاً للفريق الهندسي، وأيُّ قدراتِها المُعلَنة عنها أصيلةٌ وأيُّها مجردُ مطابقةٍ للأنماط فوق كودٍ يبدو مألوفاً.</w:t>
       </w:r>
     </w:p>
     <w:bookmarkEnd w:id="21"/>
@@ -173,7 +173,7 @@
         <w:rPr>
           <w:rtl/>
         </w:rPr>
-        <w:t xml:space="preserve">— ينتشر في الواقع عبر خدمة المصادقة - Authentication Service، ومخزن الهوية، وخدمة الإشعارات، وعقد ناقل الأحداث - Event Bus Contract، وخط أنابيب التحليلات اللاحقة - Downstream Analytics Pipeline، وربما نظام التقارير الذي يُعيد تسوية بيانات المستخدمين لأغراض الأداء، وكذلك نظام التدقيق المسؤول عن تسجيل تغييرات البيانات الحساسة.</w:t>
+        <w:t xml:space="preserve">— ينتشر في الواقع عبر خدمة المصادقة - Authentication Service، ومخزن الهوية، وخدمة الإشعارات، وعقد ناقل الأحداث - Event Bus Contract، وخط أنابيب التحليلات اللاحقة - Downstream Analytics Pipeline، وربما نظام التقارير الذي يُلغي تطبيع بيانات المستخدمين لأغراض الأداء، وكذلك نظام التدقيق المسؤول عن تسجيل تغييرات البيانات الحساسة.</w:t>
       </w:r>
     </w:p>
     <w:p>
@@ -184,7 +184,7 @@
         <w:rPr>
           <w:rtl/>
         </w:rPr>
-        <w:t xml:space="preserve">عضو الفريق الذي يُقدّر هذه القصة بثلاث نقاط لديه خبرة بالتنفيذ المحلي في خدمة المستخدم. عضو الفريق الذي يُقدّرها بثلاث عشرة نقطة لديه خبرة مُحرِقة بالتداعيات الموزعة لتغييرات تبدو بسيطة. كلا التقديرين ليس خاطئاً بالنظر إلى المعرفة المتاحة للمُقدِّر في لحظة التخطيط. التباين الكبير بينهما هو عملياً قياس موضوعي للفجوة بين المعرفة المتاحة وقت التخطيط والمعرفة الفعلية المطلوبة لتنفيذ التغيير بأمان وبدون حوادث جانبية غير متوقعة.</w:t>
+        <w:t xml:space="preserve">عضو الفريق الذي يُقدّر هذه القصة بثلاث نقاط لديه خبرة بالتنفيذ المحلي في خدمة المستخدم. عضو الفريق الذي يُقدّرها بثلاث عشرة نقطة لديه خبرة مباشرة بالتداعيات الموزعة لتغييرات تبدو بسيطة. كلا التقديرين ليس خاطئاً بالنظر إلى المعرفة المتاحة للمُقدِّر في لحظة التخطيط. التباين الكبير بينهما هو عملياً قياس موضوعي للفجوة بين المعرفة المتاحة وقت التخطيط والمعرفة الفعلية المطلوبة لتنفيذ التغيير بأمان وبدون حوادث جانبية غير متوقعة.</w:t>
       </w:r>
     </w:p>
     <w:p>
@@ -312,7 +312,7 @@
         <w:rPr>
           <w:rtl/>
         </w:rPr>
-        <w:t xml:space="preserve">هذه الفجوة لا تضيق مع اكتساب الفِرق خبرةً أكثر بمرور الوقت. إنها تتسع مع ازدياد تعقيد النظام بشكل مطّرد، لأن كل خدمة جديدة وكل تكامل جديد وكل مخزن بيانات مُعاد تسويته يُضيف عقدة جديدة إلى مخطط الانتشار الذي يجب فهمه للتقدير الدقيق والآمن. الفِرق تتعامل مع هذا الواقع عادةً بتقليص الطموح — تقسيم القصص إلى أجزاء أصغر، وقبول أن تكاملات معينة ستُكتشف خلال التنفيذ لا خلال التخطيط، وبناء</w:t>
+        <w:t xml:space="preserve">هذه الفجوة لا تضيق مع اكتساب الفِرق خبرةً أكثر بمرور الوقت. إنها تتسع مع ازدياد تعقيد النظام بشكل مطّرد، لأن كل خدمة جديدة وكل تكامل جديد وكل مخزن بيانات مُلغى تطبيعه يُضيف عقدة جديدة إلى مخطط الانتشار الذي يجب فهمه للتقدير الدقيق والآمن. الفِرق تتعامل مع هذا الواقع عادةً بتقليص الطموح — تقسيم القصص إلى أجزاء أصغر، وقبول أن تكاملات معينة ستُكتشف خلال التنفيذ لا خلال التخطيط، وبناء</w:t>
       </w:r>
       <w:r>
         <w:rPr>
@@ -372,7 +372,7 @@
         <w:rPr>
           <w:rtl/>
         </w:rPr>
-        <w:t xml:space="preserve">الممارسة تعمل بامتياز لا جدال فيه للوحدات التي يمكن تحديدها بالكامل بمعزل عن محيطها التشغيلي: الدوال النقية - Pure Functions، ومنطق النطاق - Domain Logic، وقواعد التحقق، وخطوط أنابيب التحويل. وتتدهور بشكل مقبول حين تمتلك الوحدة المُختبَرة اعتماديات بسيطة يمكن استبدالها بنظيرات اختبار - Test Doubles دون خسارة الدلالة الحقيقية. وتنهار بشكل حقيقي وجوهري حين السلوك المُراد تحديده هو خاصية ناشئة من تفاعل الوحدة مع اعتمادياتها الحقيقية في ظروف تشغيلية حقيقية لا يمكن محاكاتها بدقة في بيئة الاختبار.</w:t>
+        <w:t xml:space="preserve">الممارسة تعمل بامتياز لا جدال فيه للوحدات التي يمكن تحديدها بالكامل بمعزل عن محيطها التشغيلي: الدوال النقية - Pure Functions، ومنطق النطاق - Domain Logic، وقواعد التحقق، وخطوط أنابيب التحويل. وتتدهور بشكل مقبول حين تمتلك الوحدة المُختبَرة اعتماديات بسيطة يمكن استبدالها ببدائل اختبار - Test Doubles دون خسارة الدلالة الحقيقية. وتنهار بشكل حقيقي وجوهري حين السلوك المُراد تحديده هو خاصية ناشئة من تفاعل الوحدة مع اعتمادياتها الحقيقية في ظروف تشغيلية حقيقية لا يمكن محاكاتها بدقة في بيئة الاختبار.</w:t>
       </w:r>
     </w:p>
     <w:p>
@@ -383,7 +383,7 @@
         <w:rPr>
           <w:rtl/>
         </w:rPr>
-        <w:t xml:space="preserve">تأمّل خدمة تعالج Webhook للدفع من موفر خارجي. صيغة Payload موثقة بشكل رسمي، لكن التوثيق يحذف عدة حالات حدّية تظهر فقط في ظروف معاملات محددة ونادرة. سلوك إعادة المحاولة - Retry Behavior مُعرَّف في الوثيقة، لكن الفاصل الزمني الفعلي لإعادة المحاولة لا يطابق دائماً ما يصفه التوثيق، ويتغيّر مع إعدادات الموفر الداخلية التي لا يملك العميل رؤية عليها. ضمانات الترتيب مُعلنة رسمياً لكنها غير محترمة بشكل منتظم خلال حوادث جانب الموفر أو خلال فترات الصيانة. لا يمكن تحديد أيٍّ من هذه الخصائص السلوكية الحرجة في اختبار وحدة يعمل ضد Mockup لموفر الـ Webhook — لأن الـ Mockup يعكس ما تقوله المواصفة، لا ما يفعله النظام الحقيقي في بيئة الإنتاج تحت ضغط حقيقي.</w:t>
+        <w:t xml:space="preserve">تأمّل خدمة تعالج Webhook للدفع من موفر خارجي. صيغة Payload موثقة بشكل رسمي، لكن التوثيق يحذف عدة حالات حدّية تظهر فقط في ظروف معاملات محددة ونادرة. سلوك إعادة المحاولة - Retry Behavior مُعرَّف في الوثيقة، لكن الفاصل الزمني الفعلي لإعادة المحاولة لا يطابق دائماً ما يصفه التوثيق، ويتغيّر مع إعدادات الموفر الداخلية التي لا يملك العميل رؤية عليها. ضمانات الترتيب مُعلنة رسمياً لكنها غير محترمة بشكل منتظم خلال حوادث جانب الموفر أو خلال فترات الصيانة. لا يمكن تحديد أيٍّ من هذه الخصائص السلوكية الحرجة في اختبار وحدة يعمل ضد Mock لموفر الـ Webhook — لأن الـ Mock يعكس ما تقوله المواصفة، لا ما يفعله النظام الحقيقي في بيئة الإنتاج تحت ضغط حقيقي.</w:t>
       </w:r>
     </w:p>
     <w:p>
@@ -1012,13 +1012,127 @@
         <w:t xml:space="preserve">        _repository</w:t>
       </w:r>
       <w:r>
+        <w:rPr>
+          <w:rStyle w:val="OperatorTok"/>
+        </w:rPr>
+        <w:t xml:space="preserve">.</w:t>
+      </w:r>
+      <w:r>
+        <w:rPr>
+          <w:rStyle w:val="FunctionTok"/>
+        </w:rPr>
+        <w:t xml:space="preserve">Setup</w:t>
+      </w:r>
+      <w:r>
+        <w:rPr>
+          <w:rStyle w:val="OperatorTok"/>
+        </w:rPr>
+        <w:t xml:space="preserve">(</w:t>
+      </w:r>
+      <w:r>
+        <w:rPr>
+          <w:rStyle w:val="NormalTok"/>
+        </w:rPr>
+        <w:t xml:space="preserve">r </w:t>
+      </w:r>
+      <w:r>
+        <w:rPr>
+          <w:rStyle w:val="OperatorTok"/>
+        </w:rPr>
+        <w:t xml:space="preserve">=&gt;</w:t>
+      </w:r>
+      <w:r>
+        <w:rPr>
+          <w:rStyle w:val="NormalTok"/>
+        </w:rPr>
+        <w:t xml:space="preserve"> r</w:t>
+      </w:r>
+      <w:r>
+        <w:rPr>
+          <w:rStyle w:val="OperatorTok"/>
+        </w:rPr>
+        <w:t xml:space="preserve">.</w:t>
+      </w:r>
+      <w:r>
+        <w:rPr>
+          <w:rStyle w:val="FunctionTok"/>
+        </w:rPr>
+        <w:t xml:space="preserve">ExistsAsync</w:t>
+      </w:r>
+      <w:r>
+        <w:rPr>
+          <w:rStyle w:val="OperatorTok"/>
+        </w:rPr>
+        <w:t xml:space="preserve">(</w:t>
+      </w:r>
+      <w:r>
+        <w:rPr>
+          <w:rStyle w:val="NormalTok"/>
+        </w:rPr>
+        <w:t xml:space="preserve">payload</w:t>
+      </w:r>
+      <w:r>
+        <w:rPr>
+          <w:rStyle w:val="OperatorTok"/>
+        </w:rPr>
+        <w:t xml:space="preserve">.</w:t>
+      </w:r>
+      <w:r>
+        <w:rPr>
+          <w:rStyle w:val="FunctionTok"/>
+        </w:rPr>
+        <w:t xml:space="preserve">EventId</w:t>
+      </w:r>
+      <w:r>
+        <w:rPr>
+          <w:rStyle w:val="OperatorTok"/>
+        </w:rPr>
+        <w:t xml:space="preserve">,</w:t>
+      </w:r>
+      <w:r>
+        <w:rPr>
+          <w:rStyle w:val="NormalTok"/>
+        </w:rPr>
+        <w:t xml:space="preserve"> It</w:t>
+      </w:r>
+      <w:r>
+        <w:rPr>
+          <w:rStyle w:val="OperatorTok"/>
+        </w:rPr>
+        <w:t xml:space="preserve">.</w:t>
+      </w:r>
+      <w:r>
+        <w:rPr>
+          <w:rStyle w:val="FunctionTok"/>
+        </w:rPr>
+        <w:t xml:space="preserve">IsAny</w:t>
+      </w:r>
+      <w:r>
+        <w:rPr>
+          <w:rStyle w:val="OperatorTok"/>
+        </w:rPr>
+        <w:t xml:space="preserve">&lt;</w:t>
+      </w:r>
+      <w:r>
+        <w:rPr>
+          <w:rStyle w:val="NormalTok"/>
+        </w:rPr>
+        <w:t xml:space="preserve">CancellationToken</w:t>
+      </w:r>
+      <w:r>
+        <w:rPr>
+          <w:rStyle w:val="OperatorTok"/>
+        </w:rPr>
+        <w:t xml:space="preserve">&gt;()))</w:t>
+      </w:r>
+      <w:r>
         <w:br/>
       </w:r>
       <w:r>
         <w:rPr>
           <w:rStyle w:val="NormalTok"/>
         </w:rPr>
-        <w:t xml:space="preserve">            </w:t>
+        <w:t xml:space="preserve">                   </w:t>
       </w:r>
       <w:r>
         <w:rPr>
@@ -1030,6 +1144,489 @@
         <w:rPr>
           <w:rStyle w:val="FunctionTok"/>
         </w:rPr>
+        <w:t xml:space="preserve">ReturnsAsync</w:t>
+      </w:r>
+      <w:r>
+        <w:rPr>
+          <w:rStyle w:val="OperatorTok"/>
+        </w:rPr>
+        <w:t xml:space="preserve">(</w:t>
+      </w:r>
+      <w:r>
+        <w:rPr>
+          <w:rStyle w:val="KeywordTok"/>
+        </w:rPr>
+        <w:t xml:space="preserve">false</w:t>
+      </w:r>
+      <w:r>
+        <w:rPr>
+          <w:rStyle w:val="OperatorTok"/>
+        </w:rPr>
+        <w:t xml:space="preserve">);</w:t>
+      </w:r>
+      <w:r>
+        <w:br/>
+      </w:r>
+      <w:r>
+        <w:br/>
+      </w:r>
+      <w:r>
+        <w:rPr>
+          <w:rStyle w:val="NormalTok"/>
+        </w:rPr>
+        <w:t xml:space="preserve">        await _processor</w:t>
+      </w:r>
+      <w:r>
+        <w:rPr>
+          <w:rStyle w:val="OperatorTok"/>
+        </w:rPr>
+        <w:t xml:space="preserve">.</w:t>
+      </w:r>
+      <w:r>
+        <w:rPr>
+          <w:rStyle w:val="FunctionTok"/>
+        </w:rPr>
+        <w:t xml:space="preserve">ProcessAsync</w:t>
+      </w:r>
+      <w:r>
+        <w:rPr>
+          <w:rStyle w:val="OperatorTok"/>
+        </w:rPr>
+        <w:t xml:space="preserve">(</w:t>
+      </w:r>
+      <w:r>
+        <w:rPr>
+          <w:rStyle w:val="NormalTok"/>
+        </w:rPr>
+        <w:t xml:space="preserve">payload</w:t>
+      </w:r>
+      <w:r>
+        <w:rPr>
+          <w:rStyle w:val="OperatorTok"/>
+        </w:rPr>
+        <w:t xml:space="preserve">,</w:t>
+      </w:r>
+      <w:r>
+        <w:rPr>
+          <w:rStyle w:val="NormalTok"/>
+        </w:rPr>
+        <w:t xml:space="preserve"> CancellationToken</w:t>
+      </w:r>
+      <w:r>
+        <w:rPr>
+          <w:rStyle w:val="OperatorTok"/>
+        </w:rPr>
+        <w:t xml:space="preserve">.</w:t>
+      </w:r>
+      <w:r>
+        <w:rPr>
+          <w:rStyle w:val="FunctionTok"/>
+        </w:rPr>
+        <w:t xml:space="preserve">None</w:t>
+      </w:r>
+      <w:r>
+        <w:rPr>
+          <w:rStyle w:val="OperatorTok"/>
+        </w:rPr>
+        <w:t xml:space="preserve">);</w:t>
+      </w:r>
+      <w:r>
+        <w:br/>
+      </w:r>
+      <w:r>
+        <w:br/>
+      </w:r>
+      <w:r>
+        <w:rPr>
+          <w:rStyle w:val="NormalTok"/>
+        </w:rPr>
+        <w:t xml:space="preserve">        _eventBus</w:t>
+      </w:r>
+      <w:r>
+        <w:rPr>
+          <w:rStyle w:val="OperatorTok"/>
+        </w:rPr>
+        <w:t xml:space="preserve">.</w:t>
+      </w:r>
+      <w:r>
+        <w:rPr>
+          <w:rStyle w:val="FunctionTok"/>
+        </w:rPr>
+        <w:t xml:space="preserve">Verify</w:t>
+      </w:r>
+      <w:r>
+        <w:rPr>
+          <w:rStyle w:val="OperatorTok"/>
+        </w:rPr>
+        <w:t xml:space="preserve">(</w:t>
+      </w:r>
+      <w:r>
+        <w:rPr>
+          <w:rStyle w:val="NormalTok"/>
+        </w:rPr>
+        <w:t xml:space="preserve">b </w:t>
+      </w:r>
+      <w:r>
+        <w:rPr>
+          <w:rStyle w:val="OperatorTok"/>
+        </w:rPr>
+        <w:t xml:space="preserve">=&gt;</w:t>
+      </w:r>
+      <w:r>
+        <w:rPr>
+          <w:rStyle w:val="NormalTok"/>
+        </w:rPr>
+        <w:t xml:space="preserve"> b</w:t>
+      </w:r>
+      <w:r>
+        <w:rPr>
+          <w:rStyle w:val="OperatorTok"/>
+        </w:rPr>
+        <w:t xml:space="preserve">.</w:t>
+      </w:r>
+      <w:r>
+        <w:rPr>
+          <w:rStyle w:val="FunctionTok"/>
+        </w:rPr>
+        <w:t xml:space="preserve">PublishAsync</w:t>
+      </w:r>
+      <w:r>
+        <w:rPr>
+          <w:rStyle w:val="OperatorTok"/>
+        </w:rPr>
+        <w:t xml:space="preserve">(</w:t>
+      </w:r>
+      <w:r>
+        <w:br/>
+      </w:r>
+      <w:r>
+        <w:rPr>
+          <w:rStyle w:val="NormalTok"/>
+        </w:rPr>
+        <w:t xml:space="preserve">            It</w:t>
+      </w:r>
+      <w:r>
+        <w:rPr>
+          <w:rStyle w:val="OperatorTok"/>
+        </w:rPr>
+        <w:t xml:space="preserve">.</w:t>
+      </w:r>
+      <w:r>
+        <w:rPr>
+          <w:rStyle w:val="FunctionTok"/>
+        </w:rPr>
+        <w:t xml:space="preserve">Is</w:t>
+      </w:r>
+      <w:r>
+        <w:rPr>
+          <w:rStyle w:val="OperatorTok"/>
+        </w:rPr>
+        <w:t xml:space="preserve">&lt;</w:t>
+      </w:r>
+      <w:r>
+        <w:rPr>
+          <w:rStyle w:val="NormalTok"/>
+        </w:rPr>
+        <w:t xml:space="preserve">PaymentReceivedEvent</w:t>
+      </w:r>
+      <w:r>
+        <w:rPr>
+          <w:rStyle w:val="OperatorTok"/>
+        </w:rPr>
+        <w:t xml:space="preserve">&gt;(</w:t>
+      </w:r>
+      <w:r>
+        <w:rPr>
+          <w:rStyle w:val="NormalTok"/>
+        </w:rPr>
+        <w:t xml:space="preserve">e </w:t>
+      </w:r>
+      <w:r>
+        <w:rPr>
+          <w:rStyle w:val="OperatorTok"/>
+        </w:rPr>
+        <w:t xml:space="preserve">=&gt;</w:t>
+      </w:r>
+      <w:r>
+        <w:rPr>
+          <w:rStyle w:val="NormalTok"/>
+        </w:rPr>
+        <w:t xml:space="preserve"> e</w:t>
+      </w:r>
+      <w:r>
+        <w:rPr>
+          <w:rStyle w:val="OperatorTok"/>
+        </w:rPr>
+        <w:t xml:space="preserve">.</w:t>
+      </w:r>
+      <w:r>
+        <w:rPr>
+          <w:rStyle w:val="FunctionTok"/>
+        </w:rPr>
+        <w:t xml:space="preserve">Amount</w:t>
+      </w:r>
+      <w:r>
+        <w:rPr>
+          <w:rStyle w:val="NormalTok"/>
+        </w:rPr>
+        <w:t xml:space="preserve"> </w:t>
+      </w:r>
+      <w:r>
+        <w:rPr>
+          <w:rStyle w:val="OperatorTok"/>
+        </w:rPr>
+        <w:t xml:space="preserve">==</w:t>
+      </w:r>
+      <w:r>
+        <w:rPr>
+          <w:rStyle w:val="NormalTok"/>
+        </w:rPr>
+        <w:t xml:space="preserve"> payload</w:t>
+      </w:r>
+      <w:r>
+        <w:rPr>
+          <w:rStyle w:val="OperatorTok"/>
+        </w:rPr>
+        <w:t xml:space="preserve">.</w:t>
+      </w:r>
+      <w:r>
+        <w:rPr>
+          <w:rStyle w:val="FunctionTok"/>
+        </w:rPr>
+        <w:t xml:space="preserve">Amount</w:t>
+      </w:r>
+      <w:r>
+        <w:rPr>
+          <w:rStyle w:val="OperatorTok"/>
+        </w:rPr>
+        <w:t xml:space="preserve">),</w:t>
+      </w:r>
+      <w:r>
+        <w:br/>
+      </w:r>
+      <w:r>
+        <w:rPr>
+          <w:rStyle w:val="NormalTok"/>
+        </w:rPr>
+        <w:t xml:space="preserve">            It</w:t>
+      </w:r>
+      <w:r>
+        <w:rPr>
+          <w:rStyle w:val="OperatorTok"/>
+        </w:rPr>
+        <w:t xml:space="preserve">.</w:t>
+      </w:r>
+      <w:r>
+        <w:rPr>
+          <w:rStyle w:val="FunctionTok"/>
+        </w:rPr>
+        <w:t xml:space="preserve">IsAny</w:t>
+      </w:r>
+      <w:r>
+        <w:rPr>
+          <w:rStyle w:val="OperatorTok"/>
+        </w:rPr>
+        <w:t xml:space="preserve">&lt;</w:t>
+      </w:r>
+      <w:r>
+        <w:rPr>
+          <w:rStyle w:val="NormalTok"/>
+        </w:rPr>
+        <w:t xml:space="preserve">CancellationToken</w:t>
+      </w:r>
+      <w:r>
+        <w:rPr>
+          <w:rStyle w:val="OperatorTok"/>
+        </w:rPr>
+        <w:t xml:space="preserve">&gt;()),</w:t>
+      </w:r>
+      <w:r>
+        <w:rPr>
+          <w:rStyle w:val="NormalTok"/>
+        </w:rPr>
+        <w:t xml:space="preserve"> Times</w:t>
+      </w:r>
+      <w:r>
+        <w:rPr>
+          <w:rStyle w:val="OperatorTok"/>
+        </w:rPr>
+        <w:t xml:space="preserve">.</w:t>
+      </w:r>
+      <w:r>
+        <w:rPr>
+          <w:rStyle w:val="FunctionTok"/>
+        </w:rPr>
+        <w:t xml:space="preserve">Once</w:t>
+      </w:r>
+      <w:r>
+        <w:rPr>
+          <w:rStyle w:val="OperatorTok"/>
+        </w:rPr>
+        <w:t xml:space="preserve">);</w:t>
+      </w:r>
+      <w:r>
+        <w:br/>
+      </w:r>
+      <w:r>
+        <w:rPr>
+          <w:rStyle w:val="NormalTok"/>
+        </w:rPr>
+        <w:t xml:space="preserve">    </w:t>
+      </w:r>
+      <w:r>
+        <w:rPr>
+          <w:rStyle w:val="OperatorTok"/>
+        </w:rPr>
+        <w:t xml:space="preserve">}</w:t>
+      </w:r>
+      <w:r>
+        <w:br/>
+      </w:r>
+      <w:r>
+        <w:br/>
+      </w:r>
+      <w:r>
+        <w:rPr>
+          <w:rStyle w:val="NormalTok"/>
+        </w:rPr>
+        <w:t xml:space="preserve">    </w:t>
+      </w:r>
+      <w:r>
+        <w:rPr>
+          <w:rStyle w:val="OperatorTok"/>
+        </w:rPr>
+        <w:t xml:space="preserve">[</w:t>
+      </w:r>
+      <w:r>
+        <w:rPr>
+          <w:rStyle w:val="NormalTok"/>
+        </w:rPr>
+        <w:t xml:space="preserve">TestMethod</w:t>
+      </w:r>
+      <w:r>
+        <w:rPr>
+          <w:rStyle w:val="OperatorTok"/>
+        </w:rPr>
+        <w:t xml:space="preserve">]</w:t>
+      </w:r>
+      <w:r>
+        <w:br/>
+      </w:r>
+      <w:r>
+        <w:rPr>
+          <w:rStyle w:val="NormalTok"/>
+        </w:rPr>
+        <w:t xml:space="preserve">    </w:t>
+      </w:r>
+      <w:r>
+        <w:rPr>
+          <w:rStyle w:val="KeywordTok"/>
+        </w:rPr>
+        <w:t xml:space="preserve">public</w:t>
+      </w:r>
+      <w:r>
+        <w:rPr>
+          <w:rStyle w:val="NormalTok"/>
+        </w:rPr>
+        <w:t xml:space="preserve"> async Task </w:t>
+      </w:r>
+      <w:r>
+        <w:rPr>
+          <w:rStyle w:val="FunctionTok"/>
+        </w:rPr>
+        <w:t xml:space="preserve">ProcessAsync_DuplicateEventId_SkipsProcessing</w:t>
+      </w:r>
+      <w:r>
+        <w:rPr>
+          <w:rStyle w:val="OperatorTok"/>
+        </w:rPr>
+        <w:t xml:space="preserve">()</w:t>
+      </w:r>
+      <w:r>
+        <w:br/>
+      </w:r>
+      <w:r>
+        <w:rPr>
+          <w:rStyle w:val="NormalTok"/>
+        </w:rPr>
+        <w:t xml:space="preserve">    </w:t>
+      </w:r>
+      <w:r>
+        <w:rPr>
+          <w:rStyle w:val="OperatorTok"/>
+        </w:rPr>
+        <w:t xml:space="preserve">{</w:t>
+      </w:r>
+      <w:r>
+        <w:br/>
+      </w:r>
+      <w:r>
+        <w:rPr>
+          <w:rStyle w:val="NormalTok"/>
+        </w:rPr>
+        <w:t xml:space="preserve">        </w:t>
+      </w:r>
+      <w:r>
+        <w:rPr>
+          <w:rStyle w:val="DataTypeTok"/>
+        </w:rPr>
+        <w:t xml:space="preserve">var</w:t>
+      </w:r>
+      <w:r>
+        <w:rPr>
+          <w:rStyle w:val="NormalTok"/>
+        </w:rPr>
+        <w:t xml:space="preserve"> payload </w:t>
+      </w:r>
+      <w:r>
+        <w:rPr>
+          <w:rStyle w:val="OperatorTok"/>
+        </w:rPr>
+        <w:t xml:space="preserve">=</w:t>
+      </w:r>
+      <w:r>
+        <w:rPr>
+          <w:rStyle w:val="NormalTok"/>
+        </w:rPr>
+        <w:t xml:space="preserve"> WebhookPayloadBuilder</w:t>
+      </w:r>
+      <w:r>
+        <w:rPr>
+          <w:rStyle w:val="OperatorTok"/>
+        </w:rPr>
+        <w:t xml:space="preserve">.</w:t>
+      </w:r>
+      <w:r>
+        <w:rPr>
+          <w:rStyle w:val="FunctionTok"/>
+        </w:rPr>
+        <w:t xml:space="preserve">ValidCharge</w:t>
+      </w:r>
+      <w:r>
+        <w:rPr>
+          <w:rStyle w:val="OperatorTok"/>
+        </w:rPr>
+        <w:t xml:space="preserve">();</w:t>
+      </w:r>
+      <w:r>
+        <w:br/>
+      </w:r>
+      <w:r>
+        <w:rPr>
+          <w:rStyle w:val="NormalTok"/>
+        </w:rPr>
+        <w:t xml:space="preserve">        _repository</w:t>
+      </w:r>
+      <w:r>
+        <w:rPr>
+          <w:rStyle w:val="OperatorTok"/>
+        </w:rPr>
+        <w:t xml:space="preserve">.</w:t>
+      </w:r>
+      <w:r>
+        <w:rPr>
+          <w:rStyle w:val="FunctionTok"/>
+        </w:rPr>
         <w:t xml:space="preserve">Setup</w:t>
       </w:r>
       <w:r>
@@ -1141,622 +1738,7 @@
         <w:rPr>
           <w:rStyle w:val="NormalTok"/>
         </w:rPr>
-        <w:t xml:space="preserve">            </w:t>
-      </w:r>
-      <w:r>
-        <w:rPr>
-          <w:rStyle w:val="OperatorTok"/>
-        </w:rPr>
-        <w:t xml:space="preserve">.</w:t>
-      </w:r>
-      <w:r>
-        <w:rPr>
-          <w:rStyle w:val="FunctionTok"/>
-        </w:rPr>
-        <w:t xml:space="preserve">ReturnsAsync</w:t>
-      </w:r>
-      <w:r>
-        <w:rPr>
-          <w:rStyle w:val="OperatorTok"/>
-        </w:rPr>
-        <w:t xml:space="preserve">(</w:t>
-      </w:r>
-      <w:r>
-        <w:rPr>
-          <w:rStyle w:val="KeywordTok"/>
-        </w:rPr>
-        <w:t xml:space="preserve">false</w:t>
-      </w:r>
-      <w:r>
-        <w:rPr>
-          <w:rStyle w:val="OperatorTok"/>
-        </w:rPr>
-        <w:t xml:space="preserve">);</w:t>
-      </w:r>
-      <w:r>
-        <w:br/>
-      </w:r>
-      <w:r>
-        <w:br/>
-      </w:r>
-      <w:r>
-        <w:rPr>
-          <w:rStyle w:val="NormalTok"/>
-        </w:rPr>
-        <w:t xml:space="preserve">        await _processor</w:t>
-      </w:r>
-      <w:r>
-        <w:rPr>
-          <w:rStyle w:val="OperatorTok"/>
-        </w:rPr>
-        <w:t xml:space="preserve">.</w:t>
-      </w:r>
-      <w:r>
-        <w:rPr>
-          <w:rStyle w:val="FunctionTok"/>
-        </w:rPr>
-        <w:t xml:space="preserve">ProcessAsync</w:t>
-      </w:r>
-      <w:r>
-        <w:rPr>
-          <w:rStyle w:val="OperatorTok"/>
-        </w:rPr>
-        <w:t xml:space="preserve">(</w:t>
-      </w:r>
-      <w:r>
-        <w:rPr>
-          <w:rStyle w:val="NormalTok"/>
-        </w:rPr>
-        <w:t xml:space="preserve">payload</w:t>
-      </w:r>
-      <w:r>
-        <w:rPr>
-          <w:rStyle w:val="OperatorTok"/>
-        </w:rPr>
-        <w:t xml:space="preserve">,</w:t>
-      </w:r>
-      <w:r>
-        <w:rPr>
-          <w:rStyle w:val="NormalTok"/>
-        </w:rPr>
-        <w:t xml:space="preserve"> CancellationToken</w:t>
-      </w:r>
-      <w:r>
-        <w:rPr>
-          <w:rStyle w:val="OperatorTok"/>
-        </w:rPr>
-        <w:t xml:space="preserve">.</w:t>
-      </w:r>
-      <w:r>
-        <w:rPr>
-          <w:rStyle w:val="FunctionTok"/>
-        </w:rPr>
-        <w:t xml:space="preserve">None</w:t>
-      </w:r>
-      <w:r>
-        <w:rPr>
-          <w:rStyle w:val="OperatorTok"/>
-        </w:rPr>
-        <w:t xml:space="preserve">);</w:t>
-      </w:r>
-      <w:r>
-        <w:br/>
-      </w:r>
-      <w:r>
-        <w:br/>
-      </w:r>
-      <w:r>
-        <w:rPr>
-          <w:rStyle w:val="NormalTok"/>
-        </w:rPr>
-        <w:t xml:space="preserve">        _eventBus</w:t>
-      </w:r>
-      <w:r>
-        <w:rPr>
-          <w:rStyle w:val="OperatorTok"/>
-        </w:rPr>
-        <w:t xml:space="preserve">.</w:t>
-      </w:r>
-      <w:r>
-        <w:rPr>
-          <w:rStyle w:val="FunctionTok"/>
-        </w:rPr>
-        <w:t xml:space="preserve">Verify</w:t>
-      </w:r>
-      <w:r>
-        <w:rPr>
-          <w:rStyle w:val="OperatorTok"/>
-        </w:rPr>
-        <w:t xml:space="preserve">(</w:t>
-      </w:r>
-      <w:r>
-        <w:rPr>
-          <w:rStyle w:val="NormalTok"/>
-        </w:rPr>
-        <w:t xml:space="preserve">b </w:t>
-      </w:r>
-      <w:r>
-        <w:rPr>
-          <w:rStyle w:val="OperatorTok"/>
-        </w:rPr>
-        <w:t xml:space="preserve">=&gt;</w:t>
-      </w:r>
-      <w:r>
-        <w:rPr>
-          <w:rStyle w:val="NormalTok"/>
-        </w:rPr>
-        <w:t xml:space="preserve"> b</w:t>
-      </w:r>
-      <w:r>
-        <w:rPr>
-          <w:rStyle w:val="OperatorTok"/>
-        </w:rPr>
-        <w:t xml:space="preserve">.</w:t>
-      </w:r>
-      <w:r>
-        <w:rPr>
-          <w:rStyle w:val="FunctionTok"/>
-        </w:rPr>
-        <w:t xml:space="preserve">PublishAsync</w:t>
-      </w:r>
-      <w:r>
-        <w:rPr>
-          <w:rStyle w:val="OperatorTok"/>
-        </w:rPr>
-        <w:t xml:space="preserve">(</w:t>
-      </w:r>
-      <w:r>
-        <w:br/>
-      </w:r>
-      <w:r>
-        <w:rPr>
-          <w:rStyle w:val="NormalTok"/>
-        </w:rPr>
-        <w:t xml:space="preserve">            It</w:t>
-      </w:r>
-      <w:r>
-        <w:rPr>
-          <w:rStyle w:val="OperatorTok"/>
-        </w:rPr>
-        <w:t xml:space="preserve">.</w:t>
-      </w:r>
-      <w:r>
-        <w:rPr>
-          <w:rStyle w:val="FunctionTok"/>
-        </w:rPr>
-        <w:t xml:space="preserve">Is</w:t>
-      </w:r>
-      <w:r>
-        <w:rPr>
-          <w:rStyle w:val="OperatorTok"/>
-        </w:rPr>
-        <w:t xml:space="preserve">&lt;</w:t>
-      </w:r>
-      <w:r>
-        <w:rPr>
-          <w:rStyle w:val="NormalTok"/>
-        </w:rPr>
-        <w:t xml:space="preserve">PaymentReceivedEvent</w:t>
-      </w:r>
-      <w:r>
-        <w:rPr>
-          <w:rStyle w:val="OperatorTok"/>
-        </w:rPr>
-        <w:t xml:space="preserve">&gt;(</w:t>
-      </w:r>
-      <w:r>
-        <w:rPr>
-          <w:rStyle w:val="NormalTok"/>
-        </w:rPr>
-        <w:t xml:space="preserve">e </w:t>
-      </w:r>
-      <w:r>
-        <w:rPr>
-          <w:rStyle w:val="OperatorTok"/>
-        </w:rPr>
-        <w:t xml:space="preserve">=&gt;</w:t>
-      </w:r>
-      <w:r>
-        <w:rPr>
-          <w:rStyle w:val="NormalTok"/>
-        </w:rPr>
-        <w:t xml:space="preserve"> e</w:t>
-      </w:r>
-      <w:r>
-        <w:rPr>
-          <w:rStyle w:val="OperatorTok"/>
-        </w:rPr>
-        <w:t xml:space="preserve">.</w:t>
-      </w:r>
-      <w:r>
-        <w:rPr>
-          <w:rStyle w:val="FunctionTok"/>
-        </w:rPr>
-        <w:t xml:space="preserve">Amount</w:t>
-      </w:r>
-      <w:r>
-        <w:rPr>
-          <w:rStyle w:val="NormalTok"/>
-        </w:rPr>
-        <w:t xml:space="preserve"> </w:t>
-      </w:r>
-      <w:r>
-        <w:rPr>
-          <w:rStyle w:val="OperatorTok"/>
-        </w:rPr>
-        <w:t xml:space="preserve">==</w:t>
-      </w:r>
-      <w:r>
-        <w:rPr>
-          <w:rStyle w:val="NormalTok"/>
-        </w:rPr>
-        <w:t xml:space="preserve"> payload</w:t>
-      </w:r>
-      <w:r>
-        <w:rPr>
-          <w:rStyle w:val="OperatorTok"/>
-        </w:rPr>
-        <w:t xml:space="preserve">.</w:t>
-      </w:r>
-      <w:r>
-        <w:rPr>
-          <w:rStyle w:val="FunctionTok"/>
-        </w:rPr>
-        <w:t xml:space="preserve">Amount</w:t>
-      </w:r>
-      <w:r>
-        <w:rPr>
-          <w:rStyle w:val="OperatorTok"/>
-        </w:rPr>
-        <w:t xml:space="preserve">),</w:t>
-      </w:r>
-      <w:r>
-        <w:br/>
-      </w:r>
-      <w:r>
-        <w:rPr>
-          <w:rStyle w:val="NormalTok"/>
-        </w:rPr>
-        <w:t xml:space="preserve">            It</w:t>
-      </w:r>
-      <w:r>
-        <w:rPr>
-          <w:rStyle w:val="OperatorTok"/>
-        </w:rPr>
-        <w:t xml:space="preserve">.</w:t>
-      </w:r>
-      <w:r>
-        <w:rPr>
-          <w:rStyle w:val="FunctionTok"/>
-        </w:rPr>
-        <w:t xml:space="preserve">IsAny</w:t>
-      </w:r>
-      <w:r>
-        <w:rPr>
-          <w:rStyle w:val="OperatorTok"/>
-        </w:rPr>
-        <w:t xml:space="preserve">&lt;</w:t>
-      </w:r>
-      <w:r>
-        <w:rPr>
-          <w:rStyle w:val="NormalTok"/>
-        </w:rPr>
-        <w:t xml:space="preserve">CancellationToken</w:t>
-      </w:r>
-      <w:r>
-        <w:rPr>
-          <w:rStyle w:val="OperatorTok"/>
-        </w:rPr>
-        <w:t xml:space="preserve">&gt;()),</w:t>
-      </w:r>
-      <w:r>
-        <w:rPr>
-          <w:rStyle w:val="NormalTok"/>
-        </w:rPr>
-        <w:t xml:space="preserve"> Times</w:t>
-      </w:r>
-      <w:r>
-        <w:rPr>
-          <w:rStyle w:val="OperatorTok"/>
-        </w:rPr>
-        <w:t xml:space="preserve">.</w:t>
-      </w:r>
-      <w:r>
-        <w:rPr>
-          <w:rStyle w:val="FunctionTok"/>
-        </w:rPr>
-        <w:t xml:space="preserve">Once</w:t>
-      </w:r>
-      <w:r>
-        <w:rPr>
-          <w:rStyle w:val="OperatorTok"/>
-        </w:rPr>
-        <w:t xml:space="preserve">);</w:t>
-      </w:r>
-      <w:r>
-        <w:br/>
-      </w:r>
-      <w:r>
-        <w:rPr>
-          <w:rStyle w:val="NormalTok"/>
-        </w:rPr>
-        <w:t xml:space="preserve">    </w:t>
-      </w:r>
-      <w:r>
-        <w:rPr>
-          <w:rStyle w:val="OperatorTok"/>
-        </w:rPr>
-        <w:t xml:space="preserve">}</w:t>
-      </w:r>
-      <w:r>
-        <w:br/>
-      </w:r>
-      <w:r>
-        <w:br/>
-      </w:r>
-      <w:r>
-        <w:rPr>
-          <w:rStyle w:val="NormalTok"/>
-        </w:rPr>
-        <w:t xml:space="preserve">    </w:t>
-      </w:r>
-      <w:r>
-        <w:rPr>
-          <w:rStyle w:val="OperatorTok"/>
-        </w:rPr>
-        <w:t xml:space="preserve">[</w:t>
-      </w:r>
-      <w:r>
-        <w:rPr>
-          <w:rStyle w:val="NormalTok"/>
-        </w:rPr>
-        <w:t xml:space="preserve">TestMethod</w:t>
-      </w:r>
-      <w:r>
-        <w:rPr>
-          <w:rStyle w:val="OperatorTok"/>
-        </w:rPr>
-        <w:t xml:space="preserve">]</w:t>
-      </w:r>
-      <w:r>
-        <w:br/>
-      </w:r>
-      <w:r>
-        <w:rPr>
-          <w:rStyle w:val="NormalTok"/>
-        </w:rPr>
-        <w:t xml:space="preserve">    </w:t>
-      </w:r>
-      <w:r>
-        <w:rPr>
-          <w:rStyle w:val="KeywordTok"/>
-        </w:rPr>
-        <w:t xml:space="preserve">public</w:t>
-      </w:r>
-      <w:r>
-        <w:rPr>
-          <w:rStyle w:val="NormalTok"/>
-        </w:rPr>
-        <w:t xml:space="preserve"> async Task </w:t>
-      </w:r>
-      <w:r>
-        <w:rPr>
-          <w:rStyle w:val="FunctionTok"/>
-        </w:rPr>
-        <w:t xml:space="preserve">ProcessAsync_DuplicateEventId_SkipsProcessing</w:t>
-      </w:r>
-      <w:r>
-        <w:rPr>
-          <w:rStyle w:val="OperatorTok"/>
-        </w:rPr>
-        <w:t xml:space="preserve">()</w:t>
-      </w:r>
-      <w:r>
-        <w:br/>
-      </w:r>
-      <w:r>
-        <w:rPr>
-          <w:rStyle w:val="NormalTok"/>
-        </w:rPr>
-        <w:t xml:space="preserve">    </w:t>
-      </w:r>
-      <w:r>
-        <w:rPr>
-          <w:rStyle w:val="OperatorTok"/>
-        </w:rPr>
-        <w:t xml:space="preserve">{</w:t>
-      </w:r>
-      <w:r>
-        <w:br/>
-      </w:r>
-      <w:r>
-        <w:rPr>
-          <w:rStyle w:val="NormalTok"/>
-        </w:rPr>
-        <w:t xml:space="preserve">        </w:t>
-      </w:r>
-      <w:r>
-        <w:rPr>
-          <w:rStyle w:val="DataTypeTok"/>
-        </w:rPr>
-        <w:t xml:space="preserve">var</w:t>
-      </w:r>
-      <w:r>
-        <w:rPr>
-          <w:rStyle w:val="NormalTok"/>
-        </w:rPr>
-        <w:t xml:space="preserve"> payload </w:t>
-      </w:r>
-      <w:r>
-        <w:rPr>
-          <w:rStyle w:val="OperatorTok"/>
-        </w:rPr>
-        <w:t xml:space="preserve">=</w:t>
-      </w:r>
-      <w:r>
-        <w:rPr>
-          <w:rStyle w:val="NormalTok"/>
-        </w:rPr>
-        <w:t xml:space="preserve"> WebhookPayloadBuilder</w:t>
-      </w:r>
-      <w:r>
-        <w:rPr>
-          <w:rStyle w:val="OperatorTok"/>
-        </w:rPr>
-        <w:t xml:space="preserve">.</w:t>
-      </w:r>
-      <w:r>
-        <w:rPr>
-          <w:rStyle w:val="FunctionTok"/>
-        </w:rPr>
-        <w:t xml:space="preserve">ValidCharge</w:t>
-      </w:r>
-      <w:r>
-        <w:rPr>
-          <w:rStyle w:val="OperatorTok"/>
-        </w:rPr>
-        <w:t xml:space="preserve">();</w:t>
-      </w:r>
-      <w:r>
-        <w:br/>
-      </w:r>
-      <w:r>
-        <w:rPr>
-          <w:rStyle w:val="NormalTok"/>
-        </w:rPr>
-        <w:t xml:space="preserve">        _repository</w:t>
-      </w:r>
-      <w:r>
-        <w:br/>
-      </w:r>
-      <w:r>
-        <w:rPr>
-          <w:rStyle w:val="NormalTok"/>
-        </w:rPr>
-        <w:t xml:space="preserve">            </w:t>
-      </w:r>
-      <w:r>
-        <w:rPr>
-          <w:rStyle w:val="OperatorTok"/>
-        </w:rPr>
-        <w:t xml:space="preserve">.</w:t>
-      </w:r>
-      <w:r>
-        <w:rPr>
-          <w:rStyle w:val="FunctionTok"/>
-        </w:rPr>
-        <w:t xml:space="preserve">Setup</w:t>
-      </w:r>
-      <w:r>
-        <w:rPr>
-          <w:rStyle w:val="OperatorTok"/>
-        </w:rPr>
-        <w:t xml:space="preserve">(</w:t>
-      </w:r>
-      <w:r>
-        <w:rPr>
-          <w:rStyle w:val="NormalTok"/>
-        </w:rPr>
-        <w:t xml:space="preserve">r </w:t>
-      </w:r>
-      <w:r>
-        <w:rPr>
-          <w:rStyle w:val="OperatorTok"/>
-        </w:rPr>
-        <w:t xml:space="preserve">=&gt;</w:t>
-      </w:r>
-      <w:r>
-        <w:rPr>
-          <w:rStyle w:val="NormalTok"/>
-        </w:rPr>
-        <w:t xml:space="preserve"> r</w:t>
-      </w:r>
-      <w:r>
-        <w:rPr>
-          <w:rStyle w:val="OperatorTok"/>
-        </w:rPr>
-        <w:t xml:space="preserve">.</w:t>
-      </w:r>
-      <w:r>
-        <w:rPr>
-          <w:rStyle w:val="FunctionTok"/>
-        </w:rPr>
-        <w:t xml:space="preserve">ExistsAsync</w:t>
-      </w:r>
-      <w:r>
-        <w:rPr>
-          <w:rStyle w:val="OperatorTok"/>
-        </w:rPr>
-        <w:t xml:space="preserve">(</w:t>
-      </w:r>
-      <w:r>
-        <w:rPr>
-          <w:rStyle w:val="NormalTok"/>
-        </w:rPr>
-        <w:t xml:space="preserve">payload</w:t>
-      </w:r>
-      <w:r>
-        <w:rPr>
-          <w:rStyle w:val="OperatorTok"/>
-        </w:rPr>
-        <w:t xml:space="preserve">.</w:t>
-      </w:r>
-      <w:r>
-        <w:rPr>
-          <w:rStyle w:val="FunctionTok"/>
-        </w:rPr>
-        <w:t xml:space="preserve">EventId</w:t>
-      </w:r>
-      <w:r>
-        <w:rPr>
-          <w:rStyle w:val="OperatorTok"/>
-        </w:rPr>
-        <w:t xml:space="preserve">,</w:t>
-      </w:r>
-      <w:r>
-        <w:rPr>
-          <w:rStyle w:val="NormalTok"/>
-        </w:rPr>
-        <w:t xml:space="preserve"> It</w:t>
-      </w:r>
-      <w:r>
-        <w:rPr>
-          <w:rStyle w:val="OperatorTok"/>
-        </w:rPr>
-        <w:t xml:space="preserve">.</w:t>
-      </w:r>
-      <w:r>
-        <w:rPr>
-          <w:rStyle w:val="FunctionTok"/>
-        </w:rPr>
-        <w:t xml:space="preserve">IsAny</w:t>
-      </w:r>
-      <w:r>
-        <w:rPr>
-          <w:rStyle w:val="OperatorTok"/>
-        </w:rPr>
-        <w:t xml:space="preserve">&lt;</w:t>
-      </w:r>
-      <w:r>
-        <w:rPr>
-          <w:rStyle w:val="NormalTok"/>
-        </w:rPr>
-        <w:t xml:space="preserve">CancellationToken</w:t>
-      </w:r>
-      <w:r>
-        <w:rPr>
-          <w:rStyle w:val="OperatorTok"/>
-        </w:rPr>
-        <w:t xml:space="preserve">&gt;()))</w:t>
-      </w:r>
-      <w:r>
-        <w:br/>
-      </w:r>
-      <w:r>
-        <w:rPr>
-          <w:rStyle w:val="NormalTok"/>
-        </w:rPr>
-        <w:t xml:space="preserve">            </w:t>
+        <w:t xml:space="preserve">                   </w:t>
       </w:r>
       <w:r>
         <w:rPr>
@@ -2266,7 +2248,7 @@
         <w:rPr>
           <w:rtl/>
         </w:rPr>
-        <w:t xml:space="preserve">الطبيعة الوكيلة للمراجعة تفسّر ظاهرة دقيقة ومهمة: مراجعات التغييرات في المجالات المطروقة جيداً صارمة بطريقة لا تكون عليها مراجعات المجالات غير المألوفة، ومع ذلك تبدو المراجعتان متطابقتين على السطح. كلتاهما تحتويان تعليقات جوهرية، وكلتاهما مرتبطتان باختبارات، وكلتاهما تجتازان. الفارق غير مرئي في أثر المراجعة ويعيش بالكامل في ذهن المُراجِع — في ما إذا كانت التعليقات تعكس فهماً حقيقياً للتداعيات النظامية للتغيير أم قراءة معقولة لبنية سطحية. المُراجِع الذي لم يلمس نظام المدفوعات منذ ثمانية عشر شهراً يستطيع مع ذلك تحديد انتهاك لاتفاقية تسمية، وملاحظة فحص فارغ مفقود، والموافقة على تغيير تفاعله مع سير عمل تسوية المدفوعات خطأ عميق. لا شيء في العملية يميز هذه الحالات حتى يصل التغيير إلى الإنتاج.</w:t>
+        <w:t xml:space="preserve">الطبيعة الوكيلة للمراجعة تفسّر ظاهرة دقيقة ومهمة: مراجعات التغييرات في المجالات المطروقة جيداً صارمة بطريقة لا تكون عليها مراجعات المجالات غير المألوفة، ومع ذلك تبدو المراجعتان متطابقتين على السطح. كلتاهما تحتويان تعليقات جوهرية، وكلتاهما مرتبطتان باختبارات، وكلتاهما تجتازان. الفارق غير مرئي في أثر المراجعة ويعيش بالكامل في ذهن المُراجِع — في ما إذا كانت التعليقات تعكس فهماً حقيقياً للتداعيات النظامية للتغيير أم قراءة معقولة لبنية سطحية. المُراجِع الذي لم يلمس نظام المدفوعات منذ ثمانية عشر شهراً يستطيع مع ذلك تحديد انتهاك لاتفاقية تسمية، وملاحظة غياب فحصٍ للقيم الخالية - Null Check، والموافقة على تغييرٍ يكون تفاعُله مع سير عمل تسوية المدفوعات خطأً عميقاً. لا شيء في العملية يميز هذه الحالات حتى يصل التغيير إلى الإنتاج.</w:t>
       </w:r>
     </w:p>
     <w:p>
@@ -2292,7 +2274,7 @@
       </w:r>
     </w:p>
     <w:bookmarkEnd w:id="27"/>
-    <w:bookmarkStart w:id="31" w:name="X33c968dd77ea5b925bdb11467e81e7cd35effaf"/>
+    <w:bookmarkStart w:id="28" w:name="X33c968dd77ea5b925bdb11467e81e7cd35effaf"/>
     <w:p>
       <w:pPr>
         <w:pStyle w:val="Heading2"/>
@@ -2318,62 +2300,13 @@
     </w:p>
     <w:p>
       <w:pPr>
-        <w:pStyle w:val="CaptionedFigure"/>
         <w:bidi/>
       </w:pPr>
       <w:r>
-        <w:drawing>
-          <wp:inline>
-            <wp:extent cx="3202529" cy="8568245"/>
-            <wp:effectExtent b="0" l="0" r="0" t="0"/>
-            <wp:docPr descr="Diagram: dg-cccb2d640dd4" title="" id="29" name="Picture"/>
-            <a:graphic>
-              <a:graphicData uri="http://schemas.openxmlformats.org/drawingml/2006/picture">
-                <pic:pic>
-                  <pic:nvPicPr>
-                    <pic:cNvPr descr="exports\diagrams\mermaid\dg-cccb2d640dd4.png" id="30" name="Picture"/>
-                    <pic:cNvPicPr>
-                      <a:picLocks noChangeArrowheads="1" noChangeAspect="1"/>
-                    </pic:cNvPicPr>
-                  </pic:nvPicPr>
-                  <pic:blipFill>
-                    <a:blip r:embed="rId28"/>
-                    <a:stretch>
-                      <a:fillRect/>
-                    </a:stretch>
-                  </pic:blipFill>
-                  <pic:spPr bwMode="auto">
-                    <a:xfrm>
-                      <a:off x="0" y="0"/>
-                      <a:ext cx="3202529" cy="8568245"/>
-                    </a:xfrm>
-                    <a:prstGeom prst="rect">
-                      <a:avLst/>
-                    </a:prstGeom>
-                    <a:noFill/>
-                    <a:ln w="9525">
-                      <a:noFill/>
-                      <a:headEnd/>
-                      <a:tailEnd/>
-                    </a:ln>
-                  </pic:spPr>
-                </pic:pic>
-              </a:graphicData>
-            </a:graphic>
-          </wp:inline>
-        </w:drawing>
-      </w:r>
-    </w:p>
-    <w:p>
-      <w:pPr>
-        <w:pStyle w:val="ImageCaption"/>
-        <w:bidi/>
-      </w:pPr>
-      <w:r>
         <w:rPr>
           <w:rtl/>
         </w:rPr>
-        <w:t xml:space="preserve">Diagram: dg-cccb2d640dd4</w:t>
+        <w:t xml:space="preserve">التقدير الناقص يؤدي إلى تنفيذ غير مكتمل يحمل افتراضات ضمنية لم تُختبر، مما يؤدي إلى عيوب تكامل تمر بصمت عبر الاختبارات المبنية على المواصفة، مما يؤدي إلى حوادث إنتاج تُكشف في أسوأ الأوقات. التحقيق في ما بعد الحادثة يكشف فجوات معرفية تُعالج بإصلاحات مُوجَّهة — لكن الإصلاحات المُوجَّهة المُطبَّقة تحت ضغط الوقت والمسؤولية على نظام لم يُفهم بالكامل، كثيراً ما تُدخل افتراضات ضمنية جديدة ستنتهكها تغييرات مستقبلية يكتبها مطوّرون لا يعلمون بوجودها. بمرور الوقت، تتراكم في قاعدة الكود طبقة متزايدة من القرارات الأثرية غير الموثقة: كود يُنفّذ سلوكيات لأسباب لم تعد مرئية لأحد، وقيود أُضيفت استجابةً لحوادث إنتاج نُسي سياقها الكامل، وتحسينات أداء تمنع إعادة هيكلة معينة دون أي تفسير موثق يُخبر المطوّر المستقبلي لماذا لا يجوز لمسها.</w:t>
       </w:r>
     </w:p>
     <w:p>
@@ -2384,7 +2317,7 @@
         <w:rPr>
           <w:rtl/>
         </w:rPr>
-        <w:t xml:space="preserve">التقدير الناقص يؤدي إلى تنفيذ غير مكتمل يحمل افتراضات ضمنية لم تُختبر، مما يؤدي إلى عيوب تكامل تمر بصمت عبر الاختبارات المبنية على المواصفة، مما يؤدي إلى حوادث إنتاج تُكشف في أسوأ الأوقات. التحقيق في ما بعد الحادثة يكشف فجوات معرفية تُعالج بإصلاحات مُوجَّهة — لكن الإصلاحات المُوجَّهة المُطبَّقة تحت ضغط الوقت والمسؤولية على نظام لم يُفهم بالكامل كثيراً ما تُدخل افتراضات ضمنية جديدة ستنتهكها تغييرات مستقبلية يكتبها مطوّرون لا يعلمون بوجودها. بمرور الوقت، تتراكم في قاعدة الكود طبقة متزايدة من القرارات الأثرية غير الموثقة: كود يُنفّذ سلوكيات لأسباب لم تعد مرئية لأحد، وقيود أُضيفت استجابةً لحوادث إنتاج نُسي سياقها الكامل، وتحسينات أداء تمنع إعادة هيكلة معينة دون أي تفسير موثق يُخبر المطوّر المستقبلي لماذا لا يجوز لمسها.</w:t>
+        <w:t xml:space="preserve">هذا النمط التراكمي ليس فشلاً في العملية ولا دليلاً على قصور في فريق بعينه. إنه النتيجة المتوقعة والحتمية لتطبيق عمليات صُمِّمت لأنظمة محدودة ومفهومة جيداً على أنظمة نمت بمرور الوقت إلى ما وراء الحدود التي صُمِّمت تلك العمليات لإدارتها. التشخيص الصحيح يُفضي إلى نوع مختلف من الحلول.</w:t>
       </w:r>
     </w:p>
     <w:p>
@@ -2395,7 +2328,7 @@
         <w:rPr>
           <w:rtl/>
         </w:rPr>
-        <w:t xml:space="preserve">هذا النمط التراكمي ليس فشلاً في العملية ولا دليلاً على قصور في فريق بعينه. إنه النتيجة المتوقعة والحتمية لتطبيق عمليات صُمِّمت لأنظمة محدودة ومفهومة جيداً على أنظمة نمت بمرور الوقت إلى ما وراء الحدود التي صُمِّمت تلك العمليات لإدارتها. التشخيص الصحيح يُفضي إلى نوع مختلف من الحلول.</w:t>
+        <w:t xml:space="preserve">للدورة في المخطط خاصية تميزها عن حلقة التغذية الراجعة العادية: إنها غير متماثلة في الزمن. كل دورة كاملة تستغرق أطول من سابقتها، لأن كل دورة تترك وراءها سياقاً أثرياً أكثر — افتراضات ضمنية أكثر، وقيوداً غير موثقة أكثر، وقرارات نُسي منطقها. الإصلاح الموجَّه في أسفل الدورة يبدو وكأنه يغلق الحلقة بسرعة، لكنه لا يزيل فجوة المعرفة التي سببت الحادث؛ إنه يُرقّع عرض الحادث، وكما يظهر في المخطط، كثيراً ما يُدخل افتراضاً ضمنياً جديداً في هذه العملية. الدورة إذاً لا تعود إلى حالتها الابتدائية بعد كل ثورة. تعود إلى حالة إنتروبيا أعلى قليلاً، والدورة التالية تستغرق أطول قليلاً. هذه هي الآلية التي يتكرر بها الحادث ذاته، أو نسخة قريبة منه، في أنظمة تبدو محكمة الإدارة: العملية تمنع تكرار الحادث بعينه بينما تسمح لسببه البنيوي بالنمو.</w:t>
       </w:r>
     </w:p>
     <w:p>
@@ -2406,7 +2339,21 @@
         <w:rPr>
           <w:rtl/>
         </w:rPr>
-        <w:t xml:space="preserve">للدورة في المخطط خاصية تميزها عن حلقة التغذية الراجعة العادية: إنها غير متماثلة في الزمن. كل دورة كاملة تستغرق أطول من سابقتها، لأن كل دورة تترك وراءها سياقاً أثرياً أكثر — افتراضات ضمنية أكثر، وقيوداً غير موثقة أكثر، وقرارات نُسي منطقها. الإصلاح الموجَّه في أسفل الدورة يبدو وكأنه يغلق الحلقة بسرعة، لكنه لا يزيل فجوة المعرفة التي سببت الحادث؛ إنه يُرقّع عرض الحادث، وكما يظهر في المخطط، كثيراً ما يُدخل افتراضاً ضمنياً جديداً في هذه العملية. الدورة إذاً لا تعود إلى حالتها الابتدائية بعد كل ثورة. تعود إلى حالة إنتروبيا أعلى قليلاً، والدورة التالية تستغرق أطول قليلاً. هذه هي الآلية التي يتكرر بها الحادث ذاته، أو نسخة قريبة منه، في أنظمة تبدو محكمة الإدارة: العملية تمنع تكرار الحادث بعينه بينما تسمح لسببه البنيوي بالنمو.</w:t>
+        <w:t xml:space="preserve">للتضاعف نتيجة عملية تحدد أين ينبغي للفريق أن يتدخل. التدخل في أعلى الدورة — تحسين التقدير بتحسين إتاحة المعرفة — هو التدخل الوحيد الذي يكسر الحلقة، لأنه يعالج العجز الذي يغذي جميع المراحل اللاحقة. التدخل في المراحل الأدنى — تحسين المراجعة، وإضافة الاختبارات، وشدّ ضوابط النشر — يخفف الأعراض لكنه يترك فجوة المعرفة كما هي، فتستمر الدورة بحوادث مختلفة قليلاً. لهذا تشير تحسينات سير العمل الموصوفة في الأقسام التالية باستمرار في اتجاه واحد: ليس نحو مزيد من العملية، بل نحو بنية تحتية تجعل معرفة النظام متاحة في اللحظة التي يُتخذ فيها القرار.</w:t>
+      </w:r>
+    </w:p>
+    <w:bookmarkEnd w:id="28"/>
+    <w:bookmarkStart w:id="29" w:name="ما-يعنيه-هذا-للممارسة-الهندسية-اليومية"/>
+    <w:p>
+      <w:pPr>
+        <w:pStyle w:val="Heading2"/>
+        <w:bidi/>
+      </w:pPr>
+      <w:r>
+        <w:rPr>
+          <w:rtl/>
+        </w:rPr>
+        <w:t xml:space="preserve">ما يعنيه هذا للممارسة الهندسية اليومية</w:t>
       </w:r>
     </w:p>
     <w:p>
@@ -2417,21 +2364,7 @@
         <w:rPr>
           <w:rtl/>
         </w:rPr>
-        <w:t xml:space="preserve">للتضاعف نتيجة عملية تحدد أين ينبغي للفريق أن يتدخل. التدخل في أعلى الدورة — تحسين التقدير بتحسين إتاحة المعرفة — هو التدخل الوحيد الذي يكسر الحلقة، لأنه يعالج العجز الذي يغذي جميع المراحل اللاحقة. التدخل في المراحل الأدنى — تحسين المراجعة، وإضافة الاختبارات، وشدّ ضوابط النشر — يخفف الأعراض لكنه يترك فجوة المعرفة كما هي، فتستمر الدورة بحوادث مختلفة قليلاً. لهذا تشير تحسينات سير العمل الموصوفة في الأقسام التالية باستمرار في اتجاه واحد: ليس نحو مزيد من العملية، بل نحو بنية تحتية تجعل معرفة النظام متاحة في اللحظة التي يُتخذ فيها القرار.</w:t>
-      </w:r>
-    </w:p>
-    <w:bookmarkEnd w:id="31"/>
-    <w:bookmarkStart w:id="32" w:name="ما-يعنيه-هذا-للممارسة-الهندسية-اليومية"/>
-    <w:p>
-      <w:pPr>
-        <w:pStyle w:val="Heading2"/>
-        <w:bidi/>
-      </w:pPr>
-      <w:r>
-        <w:rPr>
-          <w:rtl/>
-        </w:rPr>
-        <w:t xml:space="preserve">ما يعنيه هذا للممارسة الهندسية اليومية</w:t>
+        <w:t xml:space="preserve">الخلاصة من هذا التحليل ليست أن سير العمل التقليدي يجب التخلي عنه أو استبداله بالكامل. تخطيط Sprint، والتطوير المدفوع بالاختبار، ومراجعة الكود تبقى ممارسات قيّمة تُحسّن جودة البرمجيات بشكل ملموس وموثق. الخلاصة أكثر تحديداً ودقةً: لهذه الممارسات نمط فشل مميز ومنهجي عند نطاق واسع، ويُعرَّف هذا النمط بعجز معرفي من نوع محدد — عدم القدرة على الحفاظ على فهم دقيق وشامل للأنظمة الموزعة الكبيرة أثناء تطورها المستمر عبر الزمن وعبر الفِرق المتعاقبة.</w:t>
       </w:r>
     </w:p>
     <w:p>
@@ -2442,7 +2375,7 @@
         <w:rPr>
           <w:rtl/>
         </w:rPr>
-        <w:t xml:space="preserve">الخلاصة من هذا التحليل ليست أن سير العمل التقليدي يجب التخلي عنه أو استبداله بالكامل. تخطيط Sprint، والتطوير المدفوع بالاختبار، ومراجعة الكود تبقى ممارسات قيّمة تُحسّن جودة البرمجيات بشكل ملموس وموثق. الخلاصة أكثر تحديداً ودقةً: لهذه الممارسات نمط فشل مميز ومنهجي عند نطاق واسع، وهذا النمط يتعرف عليه عجز معرفي من نوع محدد — عدم القدرة على الحفاظ على فهم دقيق وشامل للأنظمة الموزعة الكبيرة أثناء تطورها المستمر عبر الزمن وعبر الفِرق المتعاقبة.</w:t>
+        <w:t xml:space="preserve">هذا العجز المعرفي لا يمكن معالجته جوهرياً بعمل أشد، أو بأدوات أفضل ضمن سير العمل الحالي دون تغيير افتراضاته، أو بمهندسين أكثر خبرة يعملون بنفس الأدوات والعمليات. يمكن معالجته بتغيير كيفية التقاط المعرفة الهندسية والحفاظ عليها وإتاحتها تلقائياً في نقاط القرار الحرجة عبر دورة حياة التطوير بأكملها.</w:t>
       </w:r>
     </w:p>
     <w:p>
@@ -2453,7 +2386,7 @@
         <w:rPr>
           <w:rtl/>
         </w:rPr>
-        <w:t xml:space="preserve">هذا العجز المعرفي لا يمكن معالجته جوهرياً بعمل أشد، أو بأدوات أفضل ضمن سير العمل الحالي دون تغيير افتراضاته، أو بمهندسين أكثر خبرة يعملون بنفس الأدوات والعمليات. يمكن معالجته بتغيير كيفية التقاط المعرفة الهندسية والحفاظ عليها وإتاحتها تلقائياً في نقاط القرار الحرجة عبر دورة حياة التطوير بأكملها.</w:t>
+        <w:t xml:space="preserve">التحوّل المطلوب هو من سير عمل مصمّم حول المعرفة الفردية المركّزة في أذهان الأفراد إلى سير عمل مصمّم حول بنية تحتية للمعرفة الموزعة تعمل كدعم مؤسسي دائم. مواصفات هندسية تلتقط النية المعمارية العميقة، لا مجرد عقود الواجهات السطحية. مجموعات اختبار تتحقق من سلوك التكامل الفعلي مع الاعتماديات الحقيقية، لا فقط سلوك الوحدة المعزولة ضد Mocks. ممارسات مراجعة مُعزَّزة بأدوات تجعل السياق النظامي الكامل للتغيير مرئياً وقابلاً للتقييم بدلاً من الاعتماد على ذاكرة المُراجِع المحدودة والمتغيّرة. وبيئات تطوير قادرة على إتاحة المعرفة ذات الصلة — الأنماط والسوابق وأنماط الفشل والقرارات السابقة — في اللحظة الحاسمة التي يتخذ فيها المطوّر قراراً، بدلاً من مطالبته بأن يعرف مسبقاً وبدقة ما الذي يجب البحث عنه.</w:t>
       </w:r>
     </w:p>
     <w:p>
@@ -2464,18 +2397,7 @@
         <w:rPr>
           <w:rtl/>
         </w:rPr>
-        <w:t xml:space="preserve">التحوّل المطلوب هو من سير عمل مصمّم حول المعرفة الفردية المركّزة في أذهان الأفراد إلى سير عمل مصمّم حول بنية تحتية للمعرفة الموزعة تعمل كدعم مؤسسي دائم. مواصفات هندسية تلتقط النية المعمارية العميقة، لا مجرد عقود الواجهات السطحية. مجموعات اختبار تتحقق من سلوك التكامل الفعلي مع الاعتماديات الحقيقية، لا فقط سلوك الوحدة المعزولة ضد Mockups. ممارسات مراجعة مُعزَّزة بأدوات تجعل السياق النظامي الكامل للتغيير مرئياً وقابلاً للتقييم بدلاً من الاعتماد على ذاكرة المُراجِع المحدودة والمتغيّرة. وبيئات تطوير قادرة على إتاحة المعرفة ذات الصلة — الأنماط والسوابق وأنماط الفشل والقرارات السابقة — في اللحظة الحاسمة التي يتخذ فيها المطوّر قراراً، بدلاً من مطالبته بأن يعرف مسبقاً وبدقة ما الذي يجب البحث عنه.</w:t>
-      </w:r>
-    </w:p>
-    <w:p>
-      <w:pPr>
-        <w:bidi/>
-      </w:pPr>
-      <w:r>
-        <w:rPr>
-          <w:rtl/>
-        </w:rPr>
-        <w:t xml:space="preserve">بشكل خاص، التكاملات العرضية - Incidental Coupling التي تنشأ عبر مخازن البيانات المشتركة تُضيف طبقة أخرى من التعقيد لا تظهر في رسوم انتشار التغيير الرسمية. خدمة قد تُعدّل جدول قاعدة بيانات بشكل يبدو محلياً، لكن الجدول نفسه يُستخدم كمصدر لاستعلام عرض -</w:t>
+        <w:t xml:space="preserve">بشكل خاص، الاقترانات العرضية - Incidental Coupling التي تنشأ عبر مخازن البيانات المشتركة تُضيف طبقة أخرى من التعقيد لا تظهر في رسوم انتشار التغيير الرسمية. خدمة قد تُعدّل جدول قاعدة بيانات بشكل يبدو محلياً، لكن الجدول نفسه يُستخدم كمصدر لاستعلام عرض -</w:t>
       </w:r>
       <w:r>
         <w:rPr>
@@ -2542,11 +2464,11 @@
           <w:iCs/>
           <w:rtl/>
         </w:rPr>
-        <w:t xml:space="preserve">استعرض القسم الثاني الآليات المحددة التي تنهار بها سير عمل التطوير التقليدية حين تُطبَّق على الأنظمة الموزعة الواسعة: فجوات التقدير الناجمة عن رسوم بيانية انتشار التغيير غير المرئية، وقصور مجموعات الاختبار في التقاط السلوك الناشئ عند حدود التكامل الخارجية، وتدهور عمق مراجعة الكود عبر مجالات المعرفة غير المتساوية، والنمط التراكمي الذي يُضخّم هذه الإخفاقات في كل دورة. القسم الثالث يفحص ما تعنيه هذه الانهيارات تحديداً لكيفية توظيف المطوّر للذكاء الاصطناعي: أين يُكمّل، وأين يُعوَّض عليه، وأين تنشأ مخاطر الاعتماد عليه دون الفهم الكافي لحدوده الحقيقية.</w:t>
+        <w:t xml:space="preserve">استعرض القسم الثاني الآليات المحددة التي تنهار بها سير عمل التطوير التقليدية حين تُطبَّق على الأنظمة الموزعة الواسعة: فجوات التقدير الناجمة عن رسوم بيانية انتشار التغيير غير المرئية، وقصور مجموعات الاختبار في التقاط السلوك الناشئ عند حدود التكامل الخارجية، وتدهور عمق مراجعة الكود عبر مجالات المعرفة غير المتساوية، والنمط التراكمي الذي يُضخّم هذه الإخفاقات في كل دورة. أما القسم الثالث فيفحص ما يتطلبه التحوّل المعماري إلى التطوير المدعوم بالذكاء الاصطناعي فعلاً من المهندس — ليس من حيث اعتماد الأدوات، بل من حيث كيفية ممارسة الحكم المعماري وأين يجب تطبيقه.</w:t>
       </w:r>
     </w:p>
-    <w:bookmarkEnd w:id="32"/>
-    <w:bookmarkEnd w:id="33"/>
+    <w:bookmarkEnd w:id="29"/>
+    <w:bookmarkEnd w:id="30"/>
     <w:p>
       <w:pPr>
         <w:spacing w:before="0" w:after="0" w:line="240" w:lineRule="auto"/>
@@ -2556,7 +2478,7 @@
         <w:drawing>
           <wp:inline>
             <wp:extent cx="7560000" cy="10692000"/>
-            <wp:docPr id="31" name="Picture 31"/>
+            <wp:docPr id="25" name="Picture 25"/>
             <wp:cNvGraphicFramePr>
               <a:graphicFrameLocks noChangeAspect="1"/>
             </wp:cNvGraphicFramePr>
